--- a/lessons/9-2/downloads/reveal/teacher/9.2-exit-tickets.docx
+++ b/lessons/9-2/downloads/reveal/teacher/9.2-exit-tickets.docx
@@ -4,6 +4,7 @@
   <w:body>
     <w:p>
       <w:pPr>
+        <w:pStyle w:val="Heading1"/>
         <w:tabs>
           <w:tab w:val="left" w:pos="5200"/>
           <w:tab w:val="right" w:leader="underscore" w:pos="9504"/>
@@ -34,7 +35,7 @@
         <w:rPr>
           <w:rFonts w:ascii="Avenir Next" w:hAnsi="Avenir Next" w:cs="Avenir Next" w:eastAsia="Avenir Next"/>
           <w:color w:val="1A1A1A"/>
-          <w:sz w:val="18"/>
+          <w:sz w:val="22"/>
           <w:szCs w:val="18"/>
         </w:rPr>
         <w:t xml:space="preserve">Name</w:t>
@@ -119,25 +120,25 @@
                 <w:rFonts w:ascii="Avenir Next" w:hAnsi="Avenir Next" w:cs="Avenir Next" w:eastAsia="Avenir Next"/>
                 <w:b/>
                 <w:color w:val="1A1A1A"/>
+                <w:sz w:val="22"/>
+                <w:szCs w:val="20"/>
+              </w:rPr>
+              <w:t xml:space="preserve">1.</w:t>
+            </w:r>
+            <w:r>
+              <w:rPr>
+                <w:rFonts w:ascii="Avenir Next" w:hAnsi="Avenir Next" w:cs="Avenir Next" w:eastAsia="Avenir Next"/>
+                <w:color w:val="1A1A1A"/>
                 <w:sz w:val="20"/>
                 <w:szCs w:val="20"/>
               </w:rPr>
-              <w:t xml:space="preserve">1.</w:t>
-            </w:r>
-            <w:r>
-              <w:rPr>
-                <w:rFonts w:ascii="Avenir Next" w:hAnsi="Avenir Next" w:cs="Avenir Next" w:eastAsia="Avenir Next"/>
-                <w:color w:val="1A1A1A"/>
-                <w:sz w:val="20"/>
-                <w:szCs w:val="20"/>
-              </w:rPr>
               <w:tab/>
             </w:r>
             <w:r>
               <w:rPr>
                 <w:rFonts w:ascii="Avenir Next" w:hAnsi="Avenir Next" w:cs="Avenir Next" w:eastAsia="Avenir Next"/>
                 <w:color w:val="1A1A1A"/>
-                <w:sz w:val="20"/>
+                <w:sz w:val="22"/>
                 <w:szCs w:val="20"/>
               </w:rPr>
               <w:t xml:space="preserve">Write each row as an ordered pair.</w:t>
@@ -192,18 +193,18 @@
                       <w:rFonts w:ascii="Avenir Next" w:hAnsi="Avenir Next" w:cs="Avenir Next" w:eastAsia="Avenir Next"/>
                       <w:b/>
                       <w:color w:val="003A70"/>
+                      <w:sz w:val="22"/>
+                      <w:szCs w:val="20"/>
+                    </w:rPr>
+                    <w:t xml:space="preserve">a.</w:t>
+                  </w:r>
+                  <w:r>
+                    <w:rPr>
+                      <w:rFonts w:ascii="Avenir Next" w:hAnsi="Avenir Next" w:cs="Avenir Next" w:eastAsia="Avenir Next"/>
+                      <w:color w:val="1A1A1A"/>
                       <w:sz w:val="20"/>
                       <w:szCs w:val="20"/>
                     </w:rPr>
-                    <w:t xml:space="preserve">a.</w:t>
-                  </w:r>
-                  <w:r>
-                    <w:rPr>
-                      <w:rFonts w:ascii="Avenir Next" w:hAnsi="Avenir Next" w:cs="Avenir Next" w:eastAsia="Avenir Next"/>
-                      <w:color w:val="1A1A1A"/>
-                      <w:sz w:val="20"/>
-                      <w:szCs w:val="20"/>
-                    </w:rPr>
                     <w:tab/>
                   </w:r>
                   <w:r>
@@ -211,7 +212,7 @@
                       <w:rFonts w:ascii="Avenir Next" w:hAnsi="Avenir Next" w:cs="Avenir Next" w:eastAsia="Avenir Next"/>
                       <w:i/>
                       <w:color w:val="1A1A1A"/>
-                      <w:sz w:val="20"/>
+                      <w:sz w:val="22"/>
                       <w:szCs w:val="20"/>
                     </w:rPr>
                     <w:t xml:space="preserve">x</w:t>
@@ -220,7 +221,7 @@
                     <w:rPr>
                       <w:rFonts w:ascii="Avenir Next" w:hAnsi="Avenir Next" w:cs="Avenir Next" w:eastAsia="Avenir Next"/>
                       <w:color w:val="1A1A1A"/>
-                      <w:sz w:val="20"/>
+                      <w:sz w:val="22"/>
                       <w:szCs w:val="20"/>
                     </w:rPr>
                     <w:t xml:space="preserve"> = 2, </w:t>
@@ -230,7 +231,7 @@
                       <w:rFonts w:ascii="Avenir Next" w:hAnsi="Avenir Next" w:cs="Avenir Next" w:eastAsia="Avenir Next"/>
                       <w:i/>
                       <w:color w:val="1A1A1A"/>
-                      <w:sz w:val="20"/>
+                      <w:sz w:val="22"/>
                       <w:szCs w:val="20"/>
                     </w:rPr>
                     <w:t xml:space="preserve">y</w:t>
@@ -239,7 +240,7 @@
                     <w:rPr>
                       <w:rFonts w:ascii="Avenir Next" w:hAnsi="Avenir Next" w:cs="Avenir Next" w:eastAsia="Avenir Next"/>
                       <w:color w:val="1A1A1A"/>
-                      <w:sz w:val="20"/>
+                      <w:sz w:val="22"/>
                       <w:szCs w:val="20"/>
                     </w:rPr>
                     <w:t xml:space="preserve"> = 18</w:t>
@@ -283,18 +284,18 @@
                       <w:rFonts w:ascii="Avenir Next" w:hAnsi="Avenir Next" w:cs="Avenir Next" w:eastAsia="Avenir Next"/>
                       <w:b/>
                       <w:color w:val="003A70"/>
+                      <w:sz w:val="22"/>
+                      <w:szCs w:val="20"/>
+                    </w:rPr>
+                    <w:t xml:space="preserve">b.</w:t>
+                  </w:r>
+                  <w:r>
+                    <w:rPr>
+                      <w:rFonts w:ascii="Avenir Next" w:hAnsi="Avenir Next" w:cs="Avenir Next" w:eastAsia="Avenir Next"/>
+                      <w:color w:val="1A1A1A"/>
                       <w:sz w:val="20"/>
                       <w:szCs w:val="20"/>
                     </w:rPr>
-                    <w:t xml:space="preserve">b.</w:t>
-                  </w:r>
-                  <w:r>
-                    <w:rPr>
-                      <w:rFonts w:ascii="Avenir Next" w:hAnsi="Avenir Next" w:cs="Avenir Next" w:eastAsia="Avenir Next"/>
-                      <w:color w:val="1A1A1A"/>
-                      <w:sz w:val="20"/>
-                      <w:szCs w:val="20"/>
-                    </w:rPr>
                     <w:tab/>
                   </w:r>
                   <w:r>
@@ -302,7 +303,7 @@
                       <w:rFonts w:ascii="Avenir Next" w:hAnsi="Avenir Next" w:cs="Avenir Next" w:eastAsia="Avenir Next"/>
                       <w:i/>
                       <w:color w:val="1A1A1A"/>
-                      <w:sz w:val="20"/>
+                      <w:sz w:val="22"/>
                       <w:szCs w:val="20"/>
                     </w:rPr>
                     <w:t xml:space="preserve">x</w:t>
@@ -311,7 +312,7 @@
                     <w:rPr>
                       <w:rFonts w:ascii="Avenir Next" w:hAnsi="Avenir Next" w:cs="Avenir Next" w:eastAsia="Avenir Next"/>
                       <w:color w:val="1A1A1A"/>
-                      <w:sz w:val="20"/>
+                      <w:sz w:val="22"/>
                       <w:szCs w:val="20"/>
                     </w:rPr>
                     <w:t xml:space="preserve"> = 5, </w:t>
@@ -321,7 +322,7 @@
                       <w:rFonts w:ascii="Avenir Next" w:hAnsi="Avenir Next" w:cs="Avenir Next" w:eastAsia="Avenir Next"/>
                       <w:i/>
                       <w:color w:val="1A1A1A"/>
-                      <w:sz w:val="20"/>
+                      <w:sz w:val="22"/>
                       <w:szCs w:val="20"/>
                     </w:rPr>
                     <w:t xml:space="preserve">y</w:t>
@@ -330,7 +331,7 @@
                     <w:rPr>
                       <w:rFonts w:ascii="Avenir Next" w:hAnsi="Avenir Next" w:cs="Avenir Next" w:eastAsia="Avenir Next"/>
                       <w:color w:val="1A1A1A"/>
-                      <w:sz w:val="20"/>
+                      <w:sz w:val="22"/>
                       <w:szCs w:val="20"/>
                     </w:rPr>
                     <w:t xml:space="preserve"> = 0</w:t>
@@ -423,18 +424,18 @@
                 <w:rFonts w:ascii="Avenir Next" w:hAnsi="Avenir Next" w:cs="Avenir Next" w:eastAsia="Avenir Next"/>
                 <w:b/>
                 <w:color w:val="1A1A1A"/>
+                <w:sz w:val="22"/>
+                <w:szCs w:val="20"/>
+              </w:rPr>
+              <w:t xml:space="preserve">2.</w:t>
+            </w:r>
+            <w:r>
+              <w:rPr>
+                <w:rFonts w:ascii="Avenir Next" w:hAnsi="Avenir Next" w:cs="Avenir Next" w:eastAsia="Avenir Next"/>
+                <w:color w:val="1A1A1A"/>
                 <w:sz w:val="20"/>
                 <w:szCs w:val="20"/>
               </w:rPr>
-              <w:t xml:space="preserve">2.</w:t>
-            </w:r>
-            <w:r>
-              <w:rPr>
-                <w:rFonts w:ascii="Avenir Next" w:hAnsi="Avenir Next" w:cs="Avenir Next" w:eastAsia="Avenir Next"/>
-                <w:color w:val="1A1A1A"/>
-                <w:sz w:val="20"/>
-                <w:szCs w:val="20"/>
-              </w:rPr>
               <w:tab/>
             </w:r>
             <w:r>
@@ -442,7 +443,7 @@
                 <w:rFonts w:ascii="Avenir Next" w:hAnsi="Avenir Next" w:cs="Avenir Next" w:eastAsia="Avenir Next"/>
                 <w:b/>
                 <w:color w:val="1A1A1A"/>
-                <w:sz w:val="20"/>
+                <w:sz w:val="22"/>
                 <w:szCs w:val="20"/>
               </w:rPr>
               <w:t xml:space="preserve">Bus Fare.  </w:t>
@@ -451,7 +452,7 @@
               <w:rPr>
                 <w:rFonts w:ascii="Avenir Next" w:hAnsi="Avenir Next" w:cs="Avenir Next" w:eastAsia="Avenir Next"/>
                 <w:color w:val="1A1A1A"/>
-                <w:sz w:val="20"/>
+                <w:sz w:val="22"/>
                 <w:szCs w:val="20"/>
               </w:rPr>
               <w:t xml:space="preserve">A bus ride costs $2. Write the ordered pairs (rides, dollars) for 1, 3 and 4 rides.</w:t>
@@ -528,7 +529,7 @@
                 <w:rFonts w:ascii="Avenir Next" w:hAnsi="Avenir Next" w:cs="Avenir Next" w:eastAsia="Avenir Next"/>
                 <w:b/>
                 <w:color w:val="1A1A1A"/>
-                <w:sz w:val="18"/>
+                <w:sz w:val="22"/>
                 <w:szCs w:val="18"/>
               </w:rPr>
               <w:t xml:space="preserve">Pairs</w:t>
@@ -603,25 +604,25 @@
                 <w:rFonts w:ascii="Avenir Next" w:hAnsi="Avenir Next" w:cs="Avenir Next" w:eastAsia="Avenir Next"/>
                 <w:b/>
                 <w:color w:val="1A1A1A"/>
+                <w:sz w:val="22"/>
+                <w:szCs w:val="20"/>
+              </w:rPr>
+              <w:t xml:space="preserve">3.</w:t>
+            </w:r>
+            <w:r>
+              <w:rPr>
+                <w:rFonts w:ascii="Avenir Next" w:hAnsi="Avenir Next" w:cs="Avenir Next" w:eastAsia="Avenir Next"/>
+                <w:color w:val="1A1A1A"/>
                 <w:sz w:val="20"/>
                 <w:szCs w:val="20"/>
               </w:rPr>
-              <w:t xml:space="preserve">3.</w:t>
-            </w:r>
-            <w:r>
-              <w:rPr>
-                <w:rFonts w:ascii="Avenir Next" w:hAnsi="Avenir Next" w:cs="Avenir Next" w:eastAsia="Avenir Next"/>
-                <w:color w:val="1A1A1A"/>
-                <w:sz w:val="20"/>
-                <w:szCs w:val="20"/>
-              </w:rPr>
               <w:tab/>
             </w:r>
             <w:r>
               <w:rPr>
                 <w:rFonts w:ascii="Avenir Next" w:hAnsi="Avenir Next" w:cs="Avenir Next" w:eastAsia="Avenir Next"/>
                 <w:color w:val="1A1A1A"/>
-                <w:sz w:val="20"/>
+                <w:sz w:val="22"/>
                 <w:szCs w:val="20"/>
               </w:rPr>
               <w:t xml:space="preserve">Points from a constant rate, like $2 per ride, form a —</w:t>
@@ -677,25 +678,25 @@
                       <w:rFonts w:ascii="Avenir Next" w:hAnsi="Avenir Next" w:cs="Avenir Next" w:eastAsia="Avenir Next"/>
                       <w:b/>
                       <w:color w:val="003A70"/>
+                      <w:sz w:val="22"/>
+                      <w:szCs w:val="19"/>
+                    </w:rPr>
+                    <w:t xml:space="preserve">A</w:t>
+                  </w:r>
+                  <w:r>
+                    <w:rPr>
+                      <w:rFonts w:ascii="Avenir Next" w:hAnsi="Avenir Next" w:cs="Avenir Next" w:eastAsia="Avenir Next"/>
+                      <w:color w:val="1A1A1A"/>
                       <w:sz w:val="19"/>
                       <w:szCs w:val="19"/>
                     </w:rPr>
-                    <w:t xml:space="preserve">A</w:t>
-                  </w:r>
-                  <w:r>
-                    <w:rPr>
-                      <w:rFonts w:ascii="Avenir Next" w:hAnsi="Avenir Next" w:cs="Avenir Next" w:eastAsia="Avenir Next"/>
-                      <w:color w:val="1A1A1A"/>
-                      <w:sz w:val="19"/>
-                      <w:szCs w:val="19"/>
-                    </w:rPr>
                     <w:tab/>
                   </w:r>
                   <w:r>
                     <w:rPr>
                       <w:rFonts w:ascii="Avenir Next" w:hAnsi="Avenir Next" w:cs="Avenir Next" w:eastAsia="Avenir Next"/>
                       <w:color w:val="1A1A1A"/>
-                      <w:sz w:val="19"/>
+                      <w:sz w:val="22"/>
                       <w:szCs w:val="19"/>
                     </w:rPr>
                     <w:t xml:space="preserve">curve</w:t>
@@ -720,25 +721,25 @@
                       <w:rFonts w:ascii="Avenir Next" w:hAnsi="Avenir Next" w:cs="Avenir Next" w:eastAsia="Avenir Next"/>
                       <w:b/>
                       <w:color w:val="003A70"/>
+                      <w:sz w:val="22"/>
+                      <w:szCs w:val="19"/>
+                    </w:rPr>
+                    <w:t xml:space="preserve">B</w:t>
+                  </w:r>
+                  <w:r>
+                    <w:rPr>
+                      <w:rFonts w:ascii="Avenir Next" w:hAnsi="Avenir Next" w:cs="Avenir Next" w:eastAsia="Avenir Next"/>
+                      <w:color w:val="1A1A1A"/>
                       <w:sz w:val="19"/>
                       <w:szCs w:val="19"/>
                     </w:rPr>
-                    <w:t xml:space="preserve">B</w:t>
-                  </w:r>
-                  <w:r>
-                    <w:rPr>
-                      <w:rFonts w:ascii="Avenir Next" w:hAnsi="Avenir Next" w:cs="Avenir Next" w:eastAsia="Avenir Next"/>
-                      <w:color w:val="1A1A1A"/>
-                      <w:sz w:val="19"/>
-                      <w:szCs w:val="19"/>
-                    </w:rPr>
                     <w:tab/>
                   </w:r>
                   <w:r>
                     <w:rPr>
                       <w:rFonts w:ascii="Avenir Next" w:hAnsi="Avenir Next" w:cs="Avenir Next" w:eastAsia="Avenir Next"/>
                       <w:color w:val="1A1A1A"/>
-                      <w:sz w:val="19"/>
+                      <w:sz w:val="22"/>
                       <w:szCs w:val="19"/>
                     </w:rPr>
                     <w:t xml:space="preserve">straight line</w:t>
@@ -763,25 +764,25 @@
                       <w:rFonts w:ascii="Avenir Next" w:hAnsi="Avenir Next" w:cs="Avenir Next" w:eastAsia="Avenir Next"/>
                       <w:b/>
                       <w:color w:val="003A70"/>
+                      <w:sz w:val="22"/>
+                      <w:szCs w:val="19"/>
+                    </w:rPr>
+                    <w:t xml:space="preserve">C</w:t>
+                  </w:r>
+                  <w:r>
+                    <w:rPr>
+                      <w:rFonts w:ascii="Avenir Next" w:hAnsi="Avenir Next" w:cs="Avenir Next" w:eastAsia="Avenir Next"/>
+                      <w:color w:val="1A1A1A"/>
                       <w:sz w:val="19"/>
                       <w:szCs w:val="19"/>
                     </w:rPr>
-                    <w:t xml:space="preserve">C</w:t>
-                  </w:r>
-                  <w:r>
-                    <w:rPr>
-                      <w:rFonts w:ascii="Avenir Next" w:hAnsi="Avenir Next" w:cs="Avenir Next" w:eastAsia="Avenir Next"/>
-                      <w:color w:val="1A1A1A"/>
-                      <w:sz w:val="19"/>
-                      <w:szCs w:val="19"/>
-                    </w:rPr>
                     <w:tab/>
                   </w:r>
                   <w:r>
                     <w:rPr>
                       <w:rFonts w:ascii="Avenir Next" w:hAnsi="Avenir Next" w:cs="Avenir Next" w:eastAsia="Avenir Next"/>
                       <w:color w:val="1A1A1A"/>
-                      <w:sz w:val="19"/>
+                      <w:sz w:val="22"/>
                       <w:szCs w:val="19"/>
                     </w:rPr>
                     <w:t xml:space="preserve">circle</w:t>
@@ -806,25 +807,25 @@
                       <w:rFonts w:ascii="Avenir Next" w:hAnsi="Avenir Next" w:cs="Avenir Next" w:eastAsia="Avenir Next"/>
                       <w:b/>
                       <w:color w:val="003A70"/>
+                      <w:sz w:val="22"/>
+                      <w:szCs w:val="19"/>
+                    </w:rPr>
+                    <w:t xml:space="preserve">D</w:t>
+                  </w:r>
+                  <w:r>
+                    <w:rPr>
+                      <w:rFonts w:ascii="Avenir Next" w:hAnsi="Avenir Next" w:cs="Avenir Next" w:eastAsia="Avenir Next"/>
+                      <w:color w:val="1A1A1A"/>
                       <w:sz w:val="19"/>
                       <w:szCs w:val="19"/>
                     </w:rPr>
-                    <w:t xml:space="preserve">D</w:t>
-                  </w:r>
-                  <w:r>
-                    <w:rPr>
-                      <w:rFonts w:ascii="Avenir Next" w:hAnsi="Avenir Next" w:cs="Avenir Next" w:eastAsia="Avenir Next"/>
-                      <w:color w:val="1A1A1A"/>
-                      <w:sz w:val="19"/>
-                      <w:szCs w:val="19"/>
-                    </w:rPr>
                     <w:tab/>
                   </w:r>
                   <w:r>
                     <w:rPr>
                       <w:rFonts w:ascii="Avenir Next" w:hAnsi="Avenir Next" w:cs="Avenir Next" w:eastAsia="Avenir Next"/>
                       <w:color w:val="1A1A1A"/>
-                      <w:sz w:val="19"/>
+                      <w:sz w:val="22"/>
                       <w:szCs w:val="19"/>
                     </w:rPr>
                     <w:t xml:space="preserve">zigzag</w:t>
@@ -874,7 +875,7 @@
         <w:rPr>
           <w:rFonts w:ascii="Avenir Next" w:hAnsi="Avenir Next" w:cs="Avenir Next" w:eastAsia="Avenir Next"/>
           <w:color w:val="1A1A1A"/>
-          <w:sz w:val="17"/>
+          <w:sz w:val="22"/>
           <w:szCs w:val="17"/>
         </w:rPr>
         <w:t xml:space="preserve">  I got it</w:t>
@@ -892,7 +893,7 @@
         <w:rPr>
           <w:rFonts w:ascii="Avenir Next" w:hAnsi="Avenir Next" w:cs="Avenir Next" w:eastAsia="Avenir Next"/>
           <w:color w:val="1A1A1A"/>
-          <w:sz w:val="17"/>
+          <w:sz w:val="22"/>
           <w:szCs w:val="17"/>
         </w:rPr>
         <w:t xml:space="preserve">  Almost</w:t>
@@ -910,7 +911,7 @@
         <w:rPr>
           <w:rFonts w:ascii="Avenir Next" w:hAnsi="Avenir Next" w:cs="Avenir Next" w:eastAsia="Avenir Next"/>
           <w:color w:val="1A1A1A"/>
-          <w:sz w:val="17"/>
+          <w:sz w:val="22"/>
           <w:szCs w:val="17"/>
         </w:rPr>
         <w:t xml:space="preserve">  I need help</w:t>
@@ -967,7 +968,7 @@
         <w:rPr>
           <w:rFonts w:ascii="Avenir Next" w:hAnsi="Avenir Next" w:cs="Avenir Next" w:eastAsia="Avenir Next"/>
           <w:color w:val="1A1A1A"/>
-          <w:sz w:val="18"/>
+          <w:sz w:val="22"/>
           <w:szCs w:val="18"/>
         </w:rPr>
         <w:t xml:space="preserve">Name</w:t>
@@ -1052,25 +1053,25 @@
                 <w:rFonts w:ascii="Avenir Next" w:hAnsi="Avenir Next" w:cs="Avenir Next" w:eastAsia="Avenir Next"/>
                 <w:b/>
                 <w:color w:val="1A1A1A"/>
+                <w:sz w:val="22"/>
+                <w:szCs w:val="20"/>
+              </w:rPr>
+              <w:t xml:space="preserve">1.</w:t>
+            </w:r>
+            <w:r>
+              <w:rPr>
+                <w:rFonts w:ascii="Avenir Next" w:hAnsi="Avenir Next" w:cs="Avenir Next" w:eastAsia="Avenir Next"/>
+                <w:color w:val="1A1A1A"/>
                 <w:sz w:val="20"/>
                 <w:szCs w:val="20"/>
               </w:rPr>
-              <w:t xml:space="preserve">1.</w:t>
-            </w:r>
-            <w:r>
-              <w:rPr>
-                <w:rFonts w:ascii="Avenir Next" w:hAnsi="Avenir Next" w:cs="Avenir Next" w:eastAsia="Avenir Next"/>
-                <w:color w:val="1A1A1A"/>
-                <w:sz w:val="20"/>
-                <w:szCs w:val="20"/>
-              </w:rPr>
               <w:tab/>
             </w:r>
             <w:r>
               <w:rPr>
                 <w:rFonts w:ascii="Avenir Next" w:hAnsi="Avenir Next" w:cs="Avenir Next" w:eastAsia="Avenir Next"/>
                 <w:color w:val="1A1A1A"/>
-                <w:sz w:val="20"/>
+                <w:sz w:val="22"/>
                 <w:szCs w:val="20"/>
               </w:rPr>
               <w:t xml:space="preserve">Write each row as an ordered pair.</w:t>
@@ -1125,18 +1126,18 @@
                       <w:rFonts w:ascii="Avenir Next" w:hAnsi="Avenir Next" w:cs="Avenir Next" w:eastAsia="Avenir Next"/>
                       <w:b/>
                       <w:color w:val="003A70"/>
+                      <w:sz w:val="22"/>
+                      <w:szCs w:val="20"/>
+                    </w:rPr>
+                    <w:t xml:space="preserve">a.</w:t>
+                  </w:r>
+                  <w:r>
+                    <w:rPr>
+                      <w:rFonts w:ascii="Avenir Next" w:hAnsi="Avenir Next" w:cs="Avenir Next" w:eastAsia="Avenir Next"/>
+                      <w:color w:val="1A1A1A"/>
                       <w:sz w:val="20"/>
                       <w:szCs w:val="20"/>
                     </w:rPr>
-                    <w:t xml:space="preserve">a.</w:t>
-                  </w:r>
-                  <w:r>
-                    <w:rPr>
-                      <w:rFonts w:ascii="Avenir Next" w:hAnsi="Avenir Next" w:cs="Avenir Next" w:eastAsia="Avenir Next"/>
-                      <w:color w:val="1A1A1A"/>
-                      <w:sz w:val="20"/>
-                      <w:szCs w:val="20"/>
-                    </w:rPr>
                     <w:tab/>
                   </w:r>
                   <w:r>
@@ -1144,7 +1145,7 @@
                       <w:rFonts w:ascii="Avenir Next" w:hAnsi="Avenir Next" w:cs="Avenir Next" w:eastAsia="Avenir Next"/>
                       <w:i/>
                       <w:color w:val="1A1A1A"/>
-                      <w:sz w:val="20"/>
+                      <w:sz w:val="22"/>
                       <w:szCs w:val="20"/>
                     </w:rPr>
                     <w:t xml:space="preserve">x</w:t>
@@ -1153,7 +1154,7 @@
                     <w:rPr>
                       <w:rFonts w:ascii="Avenir Next" w:hAnsi="Avenir Next" w:cs="Avenir Next" w:eastAsia="Avenir Next"/>
                       <w:color w:val="1A1A1A"/>
-                      <w:sz w:val="20"/>
+                      <w:sz w:val="22"/>
                       <w:szCs w:val="20"/>
                     </w:rPr>
                     <w:t xml:space="preserve"> = 2, </w:t>
@@ -1163,7 +1164,7 @@
                       <w:rFonts w:ascii="Avenir Next" w:hAnsi="Avenir Next" w:cs="Avenir Next" w:eastAsia="Avenir Next"/>
                       <w:i/>
                       <w:color w:val="1A1A1A"/>
-                      <w:sz w:val="20"/>
+                      <w:sz w:val="22"/>
                       <w:szCs w:val="20"/>
                     </w:rPr>
                     <w:t xml:space="preserve">y</w:t>
@@ -1172,7 +1173,7 @@
                     <w:rPr>
                       <w:rFonts w:ascii="Avenir Next" w:hAnsi="Avenir Next" w:cs="Avenir Next" w:eastAsia="Avenir Next"/>
                       <w:color w:val="1A1A1A"/>
-                      <w:sz w:val="20"/>
+                      <w:sz w:val="22"/>
                       <w:szCs w:val="20"/>
                     </w:rPr>
                     <w:t xml:space="preserve"> = 18</w:t>
@@ -1216,18 +1217,18 @@
                       <w:rFonts w:ascii="Avenir Next" w:hAnsi="Avenir Next" w:cs="Avenir Next" w:eastAsia="Avenir Next"/>
                       <w:b/>
                       <w:color w:val="003A70"/>
+                      <w:sz w:val="22"/>
+                      <w:szCs w:val="20"/>
+                    </w:rPr>
+                    <w:t xml:space="preserve">b.</w:t>
+                  </w:r>
+                  <w:r>
+                    <w:rPr>
+                      <w:rFonts w:ascii="Avenir Next" w:hAnsi="Avenir Next" w:cs="Avenir Next" w:eastAsia="Avenir Next"/>
+                      <w:color w:val="1A1A1A"/>
                       <w:sz w:val="20"/>
                       <w:szCs w:val="20"/>
                     </w:rPr>
-                    <w:t xml:space="preserve">b.</w:t>
-                  </w:r>
-                  <w:r>
-                    <w:rPr>
-                      <w:rFonts w:ascii="Avenir Next" w:hAnsi="Avenir Next" w:cs="Avenir Next" w:eastAsia="Avenir Next"/>
-                      <w:color w:val="1A1A1A"/>
-                      <w:sz w:val="20"/>
-                      <w:szCs w:val="20"/>
-                    </w:rPr>
                     <w:tab/>
                   </w:r>
                   <w:r>
@@ -1235,7 +1236,7 @@
                       <w:rFonts w:ascii="Avenir Next" w:hAnsi="Avenir Next" w:cs="Avenir Next" w:eastAsia="Avenir Next"/>
                       <w:i/>
                       <w:color w:val="1A1A1A"/>
-                      <w:sz w:val="20"/>
+                      <w:sz w:val="22"/>
                       <w:szCs w:val="20"/>
                     </w:rPr>
                     <w:t xml:space="preserve">x</w:t>
@@ -1244,7 +1245,7 @@
                     <w:rPr>
                       <w:rFonts w:ascii="Avenir Next" w:hAnsi="Avenir Next" w:cs="Avenir Next" w:eastAsia="Avenir Next"/>
                       <w:color w:val="1A1A1A"/>
-                      <w:sz w:val="20"/>
+                      <w:sz w:val="22"/>
                       <w:szCs w:val="20"/>
                     </w:rPr>
                     <w:t xml:space="preserve"> = 5, </w:t>
@@ -1254,7 +1255,7 @@
                       <w:rFonts w:ascii="Avenir Next" w:hAnsi="Avenir Next" w:cs="Avenir Next" w:eastAsia="Avenir Next"/>
                       <w:i/>
                       <w:color w:val="1A1A1A"/>
-                      <w:sz w:val="20"/>
+                      <w:sz w:val="22"/>
                       <w:szCs w:val="20"/>
                     </w:rPr>
                     <w:t xml:space="preserve">y</w:t>
@@ -1263,7 +1264,7 @@
                     <w:rPr>
                       <w:rFonts w:ascii="Avenir Next" w:hAnsi="Avenir Next" w:cs="Avenir Next" w:eastAsia="Avenir Next"/>
                       <w:color w:val="1A1A1A"/>
-                      <w:sz w:val="20"/>
+                      <w:sz w:val="22"/>
                       <w:szCs w:val="20"/>
                     </w:rPr>
                     <w:t xml:space="preserve"> = 0</w:t>
@@ -1356,18 +1357,18 @@
                 <w:rFonts w:ascii="Avenir Next" w:hAnsi="Avenir Next" w:cs="Avenir Next" w:eastAsia="Avenir Next"/>
                 <w:b/>
                 <w:color w:val="1A1A1A"/>
+                <w:sz w:val="22"/>
+                <w:szCs w:val="20"/>
+              </w:rPr>
+              <w:t xml:space="preserve">2.</w:t>
+            </w:r>
+            <w:r>
+              <w:rPr>
+                <w:rFonts w:ascii="Avenir Next" w:hAnsi="Avenir Next" w:cs="Avenir Next" w:eastAsia="Avenir Next"/>
+                <w:color w:val="1A1A1A"/>
                 <w:sz w:val="20"/>
                 <w:szCs w:val="20"/>
               </w:rPr>
-              <w:t xml:space="preserve">2.</w:t>
-            </w:r>
-            <w:r>
-              <w:rPr>
-                <w:rFonts w:ascii="Avenir Next" w:hAnsi="Avenir Next" w:cs="Avenir Next" w:eastAsia="Avenir Next"/>
-                <w:color w:val="1A1A1A"/>
-                <w:sz w:val="20"/>
-                <w:szCs w:val="20"/>
-              </w:rPr>
               <w:tab/>
             </w:r>
             <w:r>
@@ -1375,7 +1376,7 @@
                 <w:rFonts w:ascii="Avenir Next" w:hAnsi="Avenir Next" w:cs="Avenir Next" w:eastAsia="Avenir Next"/>
                 <w:b/>
                 <w:color w:val="1A1A1A"/>
-                <w:sz w:val="20"/>
+                <w:sz w:val="22"/>
                 <w:szCs w:val="20"/>
               </w:rPr>
               <w:t xml:space="preserve">Bus Fare.  </w:t>
@@ -1384,7 +1385,7 @@
               <w:rPr>
                 <w:rFonts w:ascii="Avenir Next" w:hAnsi="Avenir Next" w:cs="Avenir Next" w:eastAsia="Avenir Next"/>
                 <w:color w:val="1A1A1A"/>
-                <w:sz w:val="20"/>
+                <w:sz w:val="22"/>
                 <w:szCs w:val="20"/>
               </w:rPr>
               <w:t xml:space="preserve">A bus ride costs $2. Write the ordered pairs (rides, dollars) for 1, 3 and 4 rides.</w:t>
@@ -1461,7 +1462,7 @@
                 <w:rFonts w:ascii="Avenir Next" w:hAnsi="Avenir Next" w:cs="Avenir Next" w:eastAsia="Avenir Next"/>
                 <w:b/>
                 <w:color w:val="1A1A1A"/>
-                <w:sz w:val="18"/>
+                <w:sz w:val="22"/>
                 <w:szCs w:val="18"/>
               </w:rPr>
               <w:t xml:space="preserve">Pairs</w:t>
@@ -1536,25 +1537,25 @@
                 <w:rFonts w:ascii="Avenir Next" w:hAnsi="Avenir Next" w:cs="Avenir Next" w:eastAsia="Avenir Next"/>
                 <w:b/>
                 <w:color w:val="1A1A1A"/>
+                <w:sz w:val="22"/>
+                <w:szCs w:val="20"/>
+              </w:rPr>
+              <w:t xml:space="preserve">3.</w:t>
+            </w:r>
+            <w:r>
+              <w:rPr>
+                <w:rFonts w:ascii="Avenir Next" w:hAnsi="Avenir Next" w:cs="Avenir Next" w:eastAsia="Avenir Next"/>
+                <w:color w:val="1A1A1A"/>
                 <w:sz w:val="20"/>
                 <w:szCs w:val="20"/>
               </w:rPr>
-              <w:t xml:space="preserve">3.</w:t>
-            </w:r>
-            <w:r>
-              <w:rPr>
-                <w:rFonts w:ascii="Avenir Next" w:hAnsi="Avenir Next" w:cs="Avenir Next" w:eastAsia="Avenir Next"/>
-                <w:color w:val="1A1A1A"/>
-                <w:sz w:val="20"/>
-                <w:szCs w:val="20"/>
-              </w:rPr>
               <w:tab/>
             </w:r>
             <w:r>
               <w:rPr>
                 <w:rFonts w:ascii="Avenir Next" w:hAnsi="Avenir Next" w:cs="Avenir Next" w:eastAsia="Avenir Next"/>
                 <w:color w:val="1A1A1A"/>
-                <w:sz w:val="20"/>
+                <w:sz w:val="22"/>
                 <w:szCs w:val="20"/>
               </w:rPr>
               <w:t xml:space="preserve">Points from a constant rate, like $2 per ride, form a —</w:t>
@@ -1610,25 +1611,25 @@
                       <w:rFonts w:ascii="Avenir Next" w:hAnsi="Avenir Next" w:cs="Avenir Next" w:eastAsia="Avenir Next"/>
                       <w:b/>
                       <w:color w:val="003A70"/>
+                      <w:sz w:val="22"/>
+                      <w:szCs w:val="19"/>
+                    </w:rPr>
+                    <w:t xml:space="preserve">A</w:t>
+                  </w:r>
+                  <w:r>
+                    <w:rPr>
+                      <w:rFonts w:ascii="Avenir Next" w:hAnsi="Avenir Next" w:cs="Avenir Next" w:eastAsia="Avenir Next"/>
+                      <w:color w:val="1A1A1A"/>
                       <w:sz w:val="19"/>
                       <w:szCs w:val="19"/>
                     </w:rPr>
-                    <w:t xml:space="preserve">A</w:t>
-                  </w:r>
-                  <w:r>
-                    <w:rPr>
-                      <w:rFonts w:ascii="Avenir Next" w:hAnsi="Avenir Next" w:cs="Avenir Next" w:eastAsia="Avenir Next"/>
-                      <w:color w:val="1A1A1A"/>
-                      <w:sz w:val="19"/>
-                      <w:szCs w:val="19"/>
-                    </w:rPr>
                     <w:tab/>
                   </w:r>
                   <w:r>
                     <w:rPr>
                       <w:rFonts w:ascii="Avenir Next" w:hAnsi="Avenir Next" w:cs="Avenir Next" w:eastAsia="Avenir Next"/>
                       <w:color w:val="1A1A1A"/>
-                      <w:sz w:val="19"/>
+                      <w:sz w:val="22"/>
                       <w:szCs w:val="19"/>
                     </w:rPr>
                     <w:t xml:space="preserve">curve</w:t>
@@ -1653,25 +1654,25 @@
                       <w:rFonts w:ascii="Avenir Next" w:hAnsi="Avenir Next" w:cs="Avenir Next" w:eastAsia="Avenir Next"/>
                       <w:b/>
                       <w:color w:val="003A70"/>
+                      <w:sz w:val="22"/>
+                      <w:szCs w:val="19"/>
+                    </w:rPr>
+                    <w:t xml:space="preserve">B</w:t>
+                  </w:r>
+                  <w:r>
+                    <w:rPr>
+                      <w:rFonts w:ascii="Avenir Next" w:hAnsi="Avenir Next" w:cs="Avenir Next" w:eastAsia="Avenir Next"/>
+                      <w:color w:val="1A1A1A"/>
                       <w:sz w:val="19"/>
                       <w:szCs w:val="19"/>
                     </w:rPr>
-                    <w:t xml:space="preserve">B</w:t>
-                  </w:r>
-                  <w:r>
-                    <w:rPr>
-                      <w:rFonts w:ascii="Avenir Next" w:hAnsi="Avenir Next" w:cs="Avenir Next" w:eastAsia="Avenir Next"/>
-                      <w:color w:val="1A1A1A"/>
-                      <w:sz w:val="19"/>
-                      <w:szCs w:val="19"/>
-                    </w:rPr>
                     <w:tab/>
                   </w:r>
                   <w:r>
                     <w:rPr>
                       <w:rFonts w:ascii="Avenir Next" w:hAnsi="Avenir Next" w:cs="Avenir Next" w:eastAsia="Avenir Next"/>
                       <w:color w:val="1A1A1A"/>
-                      <w:sz w:val="19"/>
+                      <w:sz w:val="22"/>
                       <w:szCs w:val="19"/>
                     </w:rPr>
                     <w:t xml:space="preserve">straight line</w:t>
@@ -1696,25 +1697,25 @@
                       <w:rFonts w:ascii="Avenir Next" w:hAnsi="Avenir Next" w:cs="Avenir Next" w:eastAsia="Avenir Next"/>
                       <w:b/>
                       <w:color w:val="003A70"/>
+                      <w:sz w:val="22"/>
+                      <w:szCs w:val="19"/>
+                    </w:rPr>
+                    <w:t xml:space="preserve">C</w:t>
+                  </w:r>
+                  <w:r>
+                    <w:rPr>
+                      <w:rFonts w:ascii="Avenir Next" w:hAnsi="Avenir Next" w:cs="Avenir Next" w:eastAsia="Avenir Next"/>
+                      <w:color w:val="1A1A1A"/>
                       <w:sz w:val="19"/>
                       <w:szCs w:val="19"/>
                     </w:rPr>
-                    <w:t xml:space="preserve">C</w:t>
-                  </w:r>
-                  <w:r>
-                    <w:rPr>
-                      <w:rFonts w:ascii="Avenir Next" w:hAnsi="Avenir Next" w:cs="Avenir Next" w:eastAsia="Avenir Next"/>
-                      <w:color w:val="1A1A1A"/>
-                      <w:sz w:val="19"/>
-                      <w:szCs w:val="19"/>
-                    </w:rPr>
                     <w:tab/>
                   </w:r>
                   <w:r>
                     <w:rPr>
                       <w:rFonts w:ascii="Avenir Next" w:hAnsi="Avenir Next" w:cs="Avenir Next" w:eastAsia="Avenir Next"/>
                       <w:color w:val="1A1A1A"/>
-                      <w:sz w:val="19"/>
+                      <w:sz w:val="22"/>
                       <w:szCs w:val="19"/>
                     </w:rPr>
                     <w:t xml:space="preserve">circle</w:t>
@@ -1739,25 +1740,25 @@
                       <w:rFonts w:ascii="Avenir Next" w:hAnsi="Avenir Next" w:cs="Avenir Next" w:eastAsia="Avenir Next"/>
                       <w:b/>
                       <w:color w:val="003A70"/>
+                      <w:sz w:val="22"/>
+                      <w:szCs w:val="19"/>
+                    </w:rPr>
+                    <w:t xml:space="preserve">D</w:t>
+                  </w:r>
+                  <w:r>
+                    <w:rPr>
+                      <w:rFonts w:ascii="Avenir Next" w:hAnsi="Avenir Next" w:cs="Avenir Next" w:eastAsia="Avenir Next"/>
+                      <w:color w:val="1A1A1A"/>
                       <w:sz w:val="19"/>
                       <w:szCs w:val="19"/>
                     </w:rPr>
-                    <w:t xml:space="preserve">D</w:t>
-                  </w:r>
-                  <w:r>
-                    <w:rPr>
-                      <w:rFonts w:ascii="Avenir Next" w:hAnsi="Avenir Next" w:cs="Avenir Next" w:eastAsia="Avenir Next"/>
-                      <w:color w:val="1A1A1A"/>
-                      <w:sz w:val="19"/>
-                      <w:szCs w:val="19"/>
-                    </w:rPr>
                     <w:tab/>
                   </w:r>
                   <w:r>
                     <w:rPr>
                       <w:rFonts w:ascii="Avenir Next" w:hAnsi="Avenir Next" w:cs="Avenir Next" w:eastAsia="Avenir Next"/>
                       <w:color w:val="1A1A1A"/>
-                      <w:sz w:val="19"/>
+                      <w:sz w:val="22"/>
                       <w:szCs w:val="19"/>
                     </w:rPr>
                     <w:t xml:space="preserve">zigzag</w:t>
@@ -1807,7 +1808,7 @@
         <w:rPr>
           <w:rFonts w:ascii="Avenir Next" w:hAnsi="Avenir Next" w:cs="Avenir Next" w:eastAsia="Avenir Next"/>
           <w:color w:val="1A1A1A"/>
-          <w:sz w:val="17"/>
+          <w:sz w:val="22"/>
           <w:szCs w:val="17"/>
         </w:rPr>
         <w:t xml:space="preserve">  I got it</w:t>
@@ -1825,7 +1826,7 @@
         <w:rPr>
           <w:rFonts w:ascii="Avenir Next" w:hAnsi="Avenir Next" w:cs="Avenir Next" w:eastAsia="Avenir Next"/>
           <w:color w:val="1A1A1A"/>
-          <w:sz w:val="17"/>
+          <w:sz w:val="22"/>
           <w:szCs w:val="17"/>
         </w:rPr>
         <w:t xml:space="preserve">  Almost</w:t>
@@ -1843,7 +1844,7 @@
         <w:rPr>
           <w:rFonts w:ascii="Avenir Next" w:hAnsi="Avenir Next" w:cs="Avenir Next" w:eastAsia="Avenir Next"/>
           <w:color w:val="1A1A1A"/>
-          <w:sz w:val="17"/>
+          <w:sz w:val="22"/>
           <w:szCs w:val="17"/>
         </w:rPr>
         <w:t xml:space="preserve">  I need help</w:t>
@@ -1882,7 +1883,7 @@
         <w:rPr>
           <w:rFonts w:ascii="Avenir Next" w:hAnsi="Avenir Next" w:cs="Avenir Next" w:eastAsia="Avenir Next"/>
           <w:color w:val="1A1A1A"/>
-          <w:sz w:val="18"/>
+          <w:sz w:val="22"/>
           <w:szCs w:val="18"/>
         </w:rPr>
         <w:t xml:space="preserve">Name</w:t>
@@ -1967,25 +1968,25 @@
                 <w:rFonts w:ascii="Avenir Next" w:hAnsi="Avenir Next" w:cs="Avenir Next" w:eastAsia="Avenir Next"/>
                 <w:b/>
                 <w:color w:val="1A1A1A"/>
+                <w:sz w:val="22"/>
+                <w:szCs w:val="20"/>
+              </w:rPr>
+              <w:t xml:space="preserve">1.</w:t>
+            </w:r>
+            <w:r>
+              <w:rPr>
+                <w:rFonts w:ascii="Avenir Next" w:hAnsi="Avenir Next" w:cs="Avenir Next" w:eastAsia="Avenir Next"/>
+                <w:color w:val="1A1A1A"/>
                 <w:sz w:val="20"/>
                 <w:szCs w:val="20"/>
               </w:rPr>
-              <w:t xml:space="preserve">1.</w:t>
-            </w:r>
-            <w:r>
-              <w:rPr>
-                <w:rFonts w:ascii="Avenir Next" w:hAnsi="Avenir Next" w:cs="Avenir Next" w:eastAsia="Avenir Next"/>
-                <w:color w:val="1A1A1A"/>
-                <w:sz w:val="20"/>
-                <w:szCs w:val="20"/>
-              </w:rPr>
               <w:tab/>
             </w:r>
             <w:r>
               <w:rPr>
                 <w:rFonts w:ascii="Avenir Next" w:hAnsi="Avenir Next" w:cs="Avenir Next" w:eastAsia="Avenir Next"/>
                 <w:color w:val="1A1A1A"/>
-                <w:sz w:val="20"/>
+                <w:sz w:val="22"/>
                 <w:szCs w:val="20"/>
               </w:rPr>
               <w:t xml:space="preserve">A line passes through (0, 0) and the point. Find the unit rate.</w:t>
@@ -2040,25 +2041,25 @@
                       <w:rFonts w:ascii="Avenir Next" w:hAnsi="Avenir Next" w:cs="Avenir Next" w:eastAsia="Avenir Next"/>
                       <w:b/>
                       <w:color w:val="003A70"/>
+                      <w:sz w:val="22"/>
+                      <w:szCs w:val="20"/>
+                    </w:rPr>
+                    <w:t xml:space="preserve">a.</w:t>
+                  </w:r>
+                  <w:r>
+                    <w:rPr>
+                      <w:rFonts w:ascii="Avenir Next" w:hAnsi="Avenir Next" w:cs="Avenir Next" w:eastAsia="Avenir Next"/>
+                      <w:color w:val="1A1A1A"/>
                       <w:sz w:val="20"/>
                       <w:szCs w:val="20"/>
                     </w:rPr>
-                    <w:t xml:space="preserve">a.</w:t>
-                  </w:r>
-                  <w:r>
-                    <w:rPr>
-                      <w:rFonts w:ascii="Avenir Next" w:hAnsi="Avenir Next" w:cs="Avenir Next" w:eastAsia="Avenir Next"/>
-                      <w:color w:val="1A1A1A"/>
-                      <w:sz w:val="20"/>
-                      <w:szCs w:val="20"/>
-                    </w:rPr>
                     <w:tab/>
                   </w:r>
                   <w:r>
                     <w:rPr>
                       <w:rFonts w:ascii="Avenir Next" w:hAnsi="Avenir Next" w:cs="Avenir Next" w:eastAsia="Avenir Next"/>
                       <w:color w:val="1A1A1A"/>
-                      <w:sz w:val="20"/>
+                      <w:sz w:val="22"/>
                       <w:szCs w:val="20"/>
                     </w:rPr>
                     <w:t xml:space="preserve">(3, 24)</w:t>
@@ -2102,25 +2103,25 @@
                       <w:rFonts w:ascii="Avenir Next" w:hAnsi="Avenir Next" w:cs="Avenir Next" w:eastAsia="Avenir Next"/>
                       <w:b/>
                       <w:color w:val="003A70"/>
+                      <w:sz w:val="22"/>
+                      <w:szCs w:val="20"/>
+                    </w:rPr>
+                    <w:t xml:space="preserve">b.</w:t>
+                  </w:r>
+                  <w:r>
+                    <w:rPr>
+                      <w:rFonts w:ascii="Avenir Next" w:hAnsi="Avenir Next" w:cs="Avenir Next" w:eastAsia="Avenir Next"/>
+                      <w:color w:val="1A1A1A"/>
                       <w:sz w:val="20"/>
                       <w:szCs w:val="20"/>
                     </w:rPr>
-                    <w:t xml:space="preserve">b.</w:t>
-                  </w:r>
-                  <w:r>
-                    <w:rPr>
-                      <w:rFonts w:ascii="Avenir Next" w:hAnsi="Avenir Next" w:cs="Avenir Next" w:eastAsia="Avenir Next"/>
-                      <w:color w:val="1A1A1A"/>
-                      <w:sz w:val="20"/>
-                      <w:szCs w:val="20"/>
-                    </w:rPr>
                     <w:tab/>
                   </w:r>
                   <w:r>
                     <w:rPr>
                       <w:rFonts w:ascii="Avenir Next" w:hAnsi="Avenir Next" w:cs="Avenir Next" w:eastAsia="Avenir Next"/>
                       <w:color w:val="1A1A1A"/>
-                      <w:sz w:val="20"/>
+                      <w:sz w:val="22"/>
                       <w:szCs w:val="20"/>
                     </w:rPr>
                     <w:t xml:space="preserve">(5, 30)</w:t>
@@ -2213,18 +2214,18 @@
                 <w:rFonts w:ascii="Avenir Next" w:hAnsi="Avenir Next" w:cs="Avenir Next" w:eastAsia="Avenir Next"/>
                 <w:b/>
                 <w:color w:val="1A1A1A"/>
+                <w:sz w:val="22"/>
+                <w:szCs w:val="20"/>
+              </w:rPr>
+              <w:t xml:space="preserve">2.</w:t>
+            </w:r>
+            <w:r>
+              <w:rPr>
+                <w:rFonts w:ascii="Avenir Next" w:hAnsi="Avenir Next" w:cs="Avenir Next" w:eastAsia="Avenir Next"/>
+                <w:color w:val="1A1A1A"/>
                 <w:sz w:val="20"/>
                 <w:szCs w:val="20"/>
               </w:rPr>
-              <w:t xml:space="preserve">2.</w:t>
-            </w:r>
-            <w:r>
-              <w:rPr>
-                <w:rFonts w:ascii="Avenir Next" w:hAnsi="Avenir Next" w:cs="Avenir Next" w:eastAsia="Avenir Next"/>
-                <w:color w:val="1A1A1A"/>
-                <w:sz w:val="20"/>
-                <w:szCs w:val="20"/>
-              </w:rPr>
               <w:tab/>
             </w:r>
             <w:r>
@@ -2232,7 +2233,7 @@
                 <w:rFonts w:ascii="Avenir Next" w:hAnsi="Avenir Next" w:cs="Avenir Next" w:eastAsia="Avenir Next"/>
                 <w:b/>
                 <w:color w:val="1A1A1A"/>
-                <w:sz w:val="20"/>
+                <w:sz w:val="22"/>
                 <w:szCs w:val="20"/>
               </w:rPr>
               <w:t xml:space="preserve">Popcorn.  </w:t>
@@ -2241,7 +2242,7 @@
               <w:rPr>
                 <w:rFonts w:ascii="Avenir Next" w:hAnsi="Avenir Next" w:cs="Avenir Next" w:eastAsia="Avenir Next"/>
                 <w:color w:val="1A1A1A"/>
-                <w:sz w:val="20"/>
+                <w:sz w:val="22"/>
                 <w:szCs w:val="20"/>
               </w:rPr>
               <w:t xml:space="preserve">A graph of bags (</w:t>
@@ -2251,7 +2252,7 @@
                 <w:rFonts w:ascii="Avenir Next" w:hAnsi="Avenir Next" w:cs="Avenir Next" w:eastAsia="Avenir Next"/>
                 <w:i/>
                 <w:color w:val="1A1A1A"/>
-                <w:sz w:val="20"/>
+                <w:sz w:val="22"/>
                 <w:szCs w:val="20"/>
               </w:rPr>
               <w:t xml:space="preserve">x</w:t>
@@ -2260,7 +2261,7 @@
               <w:rPr>
                 <w:rFonts w:ascii="Avenir Next" w:hAnsi="Avenir Next" w:cs="Avenir Next" w:eastAsia="Avenir Next"/>
                 <w:color w:val="1A1A1A"/>
-                <w:sz w:val="20"/>
+                <w:sz w:val="22"/>
                 <w:szCs w:val="20"/>
               </w:rPr>
               <w:t xml:space="preserve">) and dollars (</w:t>
@@ -2270,7 +2271,7 @@
                 <w:rFonts w:ascii="Avenir Next" w:hAnsi="Avenir Next" w:cs="Avenir Next" w:eastAsia="Avenir Next"/>
                 <w:i/>
                 <w:color w:val="1A1A1A"/>
-                <w:sz w:val="20"/>
+                <w:sz w:val="22"/>
                 <w:szCs w:val="20"/>
               </w:rPr>
               <w:t xml:space="preserve">y</w:t>
@@ -2279,7 +2280,7 @@
               <w:rPr>
                 <w:rFonts w:ascii="Avenir Next" w:hAnsi="Avenir Next" w:cs="Avenir Next" w:eastAsia="Avenir Next"/>
                 <w:color w:val="1A1A1A"/>
-                <w:sz w:val="20"/>
+                <w:sz w:val="22"/>
                 <w:szCs w:val="20"/>
               </w:rPr>
               <w:t xml:space="preserve">) passes through (3, 24) and (6, 48). Find the cost of 1 bag and of 8 bags.</w:t>
@@ -2356,7 +2357,7 @@
                 <w:rFonts w:ascii="Avenir Next" w:hAnsi="Avenir Next" w:cs="Avenir Next" w:eastAsia="Avenir Next"/>
                 <w:b/>
                 <w:color w:val="1A1A1A"/>
-                <w:sz w:val="18"/>
+                <w:sz w:val="22"/>
                 <w:szCs w:val="18"/>
               </w:rPr>
               <w:t xml:space="preserve">Costs</w:t>
@@ -2431,25 +2432,25 @@
                 <w:rFonts w:ascii="Avenir Next" w:hAnsi="Avenir Next" w:cs="Avenir Next" w:eastAsia="Avenir Next"/>
                 <w:b/>
                 <w:color w:val="1A1A1A"/>
+                <w:sz w:val="22"/>
+                <w:szCs w:val="20"/>
+              </w:rPr>
+              <w:t xml:space="preserve">3.</w:t>
+            </w:r>
+            <w:r>
+              <w:rPr>
+                <w:rFonts w:ascii="Avenir Next" w:hAnsi="Avenir Next" w:cs="Avenir Next" w:eastAsia="Avenir Next"/>
+                <w:color w:val="1A1A1A"/>
                 <w:sz w:val="20"/>
                 <w:szCs w:val="20"/>
               </w:rPr>
-              <w:t xml:space="preserve">3.</w:t>
-            </w:r>
-            <w:r>
-              <w:rPr>
-                <w:rFonts w:ascii="Avenir Next" w:hAnsi="Avenir Next" w:cs="Avenir Next" w:eastAsia="Avenir Next"/>
-                <w:color w:val="1A1A1A"/>
-                <w:sz w:val="20"/>
-                <w:szCs w:val="20"/>
-              </w:rPr>
               <w:tab/>
             </w:r>
             <w:r>
               <w:rPr>
                 <w:rFonts w:ascii="Avenir Next" w:hAnsi="Avenir Next" w:cs="Avenir Next" w:eastAsia="Avenir Next"/>
                 <w:color w:val="1A1A1A"/>
-                <w:sz w:val="20"/>
+                <w:sz w:val="22"/>
                 <w:szCs w:val="20"/>
               </w:rPr>
               <w:t xml:space="preserve">A graph through (1, 9) and (2, 18) shows a rate of —</w:t>
@@ -2505,25 +2506,25 @@
                       <w:rFonts w:ascii="Avenir Next" w:hAnsi="Avenir Next" w:cs="Avenir Next" w:eastAsia="Avenir Next"/>
                       <w:b/>
                       <w:color w:val="003A70"/>
+                      <w:sz w:val="22"/>
+                      <w:szCs w:val="19"/>
+                    </w:rPr>
+                    <w:t xml:space="preserve">A</w:t>
+                  </w:r>
+                  <w:r>
+                    <w:rPr>
+                      <w:rFonts w:ascii="Avenir Next" w:hAnsi="Avenir Next" w:cs="Avenir Next" w:eastAsia="Avenir Next"/>
+                      <w:color w:val="1A1A1A"/>
                       <w:sz w:val="19"/>
                       <w:szCs w:val="19"/>
                     </w:rPr>
-                    <w:t xml:space="preserve">A</w:t>
-                  </w:r>
-                  <w:r>
-                    <w:rPr>
-                      <w:rFonts w:ascii="Avenir Next" w:hAnsi="Avenir Next" w:cs="Avenir Next" w:eastAsia="Avenir Next"/>
-                      <w:color w:val="1A1A1A"/>
-                      <w:sz w:val="19"/>
-                      <w:szCs w:val="19"/>
-                    </w:rPr>
                     <w:tab/>
                   </w:r>
                   <w:r>
                     <w:rPr>
                       <w:rFonts w:ascii="Avenir Next" w:hAnsi="Avenir Next" w:cs="Avenir Next" w:eastAsia="Avenir Next"/>
                       <w:color w:val="1A1A1A"/>
-                      <w:sz w:val="19"/>
+                      <w:sz w:val="22"/>
                       <w:szCs w:val="19"/>
                     </w:rPr>
                     <w:t xml:space="preserve">2</w:t>
@@ -2548,25 +2549,25 @@
                       <w:rFonts w:ascii="Avenir Next" w:hAnsi="Avenir Next" w:cs="Avenir Next" w:eastAsia="Avenir Next"/>
                       <w:b/>
                       <w:color w:val="003A70"/>
+                      <w:sz w:val="22"/>
+                      <w:szCs w:val="19"/>
+                    </w:rPr>
+                    <w:t xml:space="preserve">B</w:t>
+                  </w:r>
+                  <w:r>
+                    <w:rPr>
+                      <w:rFonts w:ascii="Avenir Next" w:hAnsi="Avenir Next" w:cs="Avenir Next" w:eastAsia="Avenir Next"/>
+                      <w:color w:val="1A1A1A"/>
                       <w:sz w:val="19"/>
                       <w:szCs w:val="19"/>
                     </w:rPr>
-                    <w:t xml:space="preserve">B</w:t>
-                  </w:r>
-                  <w:r>
-                    <w:rPr>
-                      <w:rFonts w:ascii="Avenir Next" w:hAnsi="Avenir Next" w:cs="Avenir Next" w:eastAsia="Avenir Next"/>
-                      <w:color w:val="1A1A1A"/>
-                      <w:sz w:val="19"/>
-                      <w:szCs w:val="19"/>
-                    </w:rPr>
                     <w:tab/>
                   </w:r>
                   <w:r>
                     <w:rPr>
                       <w:rFonts w:ascii="Avenir Next" w:hAnsi="Avenir Next" w:cs="Avenir Next" w:eastAsia="Avenir Next"/>
                       <w:color w:val="1A1A1A"/>
-                      <w:sz w:val="19"/>
+                      <w:sz w:val="22"/>
                       <w:szCs w:val="19"/>
                     </w:rPr>
                     <w:t xml:space="preserve">9</w:t>
@@ -2591,25 +2592,25 @@
                       <w:rFonts w:ascii="Avenir Next" w:hAnsi="Avenir Next" w:cs="Avenir Next" w:eastAsia="Avenir Next"/>
                       <w:b/>
                       <w:color w:val="003A70"/>
+                      <w:sz w:val="22"/>
+                      <w:szCs w:val="19"/>
+                    </w:rPr>
+                    <w:t xml:space="preserve">C</w:t>
+                  </w:r>
+                  <w:r>
+                    <w:rPr>
+                      <w:rFonts w:ascii="Avenir Next" w:hAnsi="Avenir Next" w:cs="Avenir Next" w:eastAsia="Avenir Next"/>
+                      <w:color w:val="1A1A1A"/>
                       <w:sz w:val="19"/>
                       <w:szCs w:val="19"/>
                     </w:rPr>
-                    <w:t xml:space="preserve">C</w:t>
-                  </w:r>
-                  <w:r>
-                    <w:rPr>
-                      <w:rFonts w:ascii="Avenir Next" w:hAnsi="Avenir Next" w:cs="Avenir Next" w:eastAsia="Avenir Next"/>
-                      <w:color w:val="1A1A1A"/>
-                      <w:sz w:val="19"/>
-                      <w:szCs w:val="19"/>
-                    </w:rPr>
                     <w:tab/>
                   </w:r>
                   <w:r>
                     <w:rPr>
                       <w:rFonts w:ascii="Avenir Next" w:hAnsi="Avenir Next" w:cs="Avenir Next" w:eastAsia="Avenir Next"/>
                       <w:color w:val="1A1A1A"/>
-                      <w:sz w:val="19"/>
+                      <w:sz w:val="22"/>
                       <w:szCs w:val="19"/>
                     </w:rPr>
                     <w:t xml:space="preserve">18</w:t>
@@ -2634,25 +2635,25 @@
                       <w:rFonts w:ascii="Avenir Next" w:hAnsi="Avenir Next" w:cs="Avenir Next" w:eastAsia="Avenir Next"/>
                       <w:b/>
                       <w:color w:val="003A70"/>
+                      <w:sz w:val="22"/>
+                      <w:szCs w:val="19"/>
+                    </w:rPr>
+                    <w:t xml:space="preserve">D</w:t>
+                  </w:r>
+                  <w:r>
+                    <w:rPr>
+                      <w:rFonts w:ascii="Avenir Next" w:hAnsi="Avenir Next" w:cs="Avenir Next" w:eastAsia="Avenir Next"/>
+                      <w:color w:val="1A1A1A"/>
                       <w:sz w:val="19"/>
                       <w:szCs w:val="19"/>
                     </w:rPr>
-                    <w:t xml:space="preserve">D</w:t>
-                  </w:r>
-                  <w:r>
-                    <w:rPr>
-                      <w:rFonts w:ascii="Avenir Next" w:hAnsi="Avenir Next" w:cs="Avenir Next" w:eastAsia="Avenir Next"/>
-                      <w:color w:val="1A1A1A"/>
-                      <w:sz w:val="19"/>
-                      <w:szCs w:val="19"/>
-                    </w:rPr>
                     <w:tab/>
                   </w:r>
                   <w:r>
                     <w:rPr>
                       <w:rFonts w:ascii="Avenir Next" w:hAnsi="Avenir Next" w:cs="Avenir Next" w:eastAsia="Avenir Next"/>
                       <w:color w:val="1A1A1A"/>
-                      <w:sz w:val="19"/>
+                      <w:sz w:val="22"/>
                       <w:szCs w:val="19"/>
                     </w:rPr>
                     <w:t xml:space="preserve">27</w:t>
@@ -2702,7 +2703,7 @@
         <w:rPr>
           <w:rFonts w:ascii="Avenir Next" w:hAnsi="Avenir Next" w:cs="Avenir Next" w:eastAsia="Avenir Next"/>
           <w:color w:val="1A1A1A"/>
-          <w:sz w:val="17"/>
+          <w:sz w:val="22"/>
           <w:szCs w:val="17"/>
         </w:rPr>
         <w:t xml:space="preserve">  I got it</w:t>
@@ -2720,7 +2721,7 @@
         <w:rPr>
           <w:rFonts w:ascii="Avenir Next" w:hAnsi="Avenir Next" w:cs="Avenir Next" w:eastAsia="Avenir Next"/>
           <w:color w:val="1A1A1A"/>
-          <w:sz w:val="17"/>
+          <w:sz w:val="22"/>
           <w:szCs w:val="17"/>
         </w:rPr>
         <w:t xml:space="preserve">  Almost</w:t>
@@ -2738,7 +2739,7 @@
         <w:rPr>
           <w:rFonts w:ascii="Avenir Next" w:hAnsi="Avenir Next" w:cs="Avenir Next" w:eastAsia="Avenir Next"/>
           <w:color w:val="1A1A1A"/>
-          <w:sz w:val="17"/>
+          <w:sz w:val="22"/>
           <w:szCs w:val="17"/>
         </w:rPr>
         <w:t xml:space="preserve">  I need help</w:t>
@@ -2795,7 +2796,7 @@
         <w:rPr>
           <w:rFonts w:ascii="Avenir Next" w:hAnsi="Avenir Next" w:cs="Avenir Next" w:eastAsia="Avenir Next"/>
           <w:color w:val="1A1A1A"/>
-          <w:sz w:val="18"/>
+          <w:sz w:val="22"/>
           <w:szCs w:val="18"/>
         </w:rPr>
         <w:t xml:space="preserve">Name</w:t>
@@ -2880,25 +2881,25 @@
                 <w:rFonts w:ascii="Avenir Next" w:hAnsi="Avenir Next" w:cs="Avenir Next" w:eastAsia="Avenir Next"/>
                 <w:b/>
                 <w:color w:val="1A1A1A"/>
+                <w:sz w:val="22"/>
+                <w:szCs w:val="20"/>
+              </w:rPr>
+              <w:t xml:space="preserve">1.</w:t>
+            </w:r>
+            <w:r>
+              <w:rPr>
+                <w:rFonts w:ascii="Avenir Next" w:hAnsi="Avenir Next" w:cs="Avenir Next" w:eastAsia="Avenir Next"/>
+                <w:color w:val="1A1A1A"/>
                 <w:sz w:val="20"/>
                 <w:szCs w:val="20"/>
               </w:rPr>
-              <w:t xml:space="preserve">1.</w:t>
-            </w:r>
-            <w:r>
-              <w:rPr>
-                <w:rFonts w:ascii="Avenir Next" w:hAnsi="Avenir Next" w:cs="Avenir Next" w:eastAsia="Avenir Next"/>
-                <w:color w:val="1A1A1A"/>
-                <w:sz w:val="20"/>
-                <w:szCs w:val="20"/>
-              </w:rPr>
               <w:tab/>
             </w:r>
             <w:r>
               <w:rPr>
                 <w:rFonts w:ascii="Avenir Next" w:hAnsi="Avenir Next" w:cs="Avenir Next" w:eastAsia="Avenir Next"/>
                 <w:color w:val="1A1A1A"/>
-                <w:sz w:val="20"/>
+                <w:sz w:val="22"/>
                 <w:szCs w:val="20"/>
               </w:rPr>
               <w:t xml:space="preserve">A line passes through (0, 0) and the point. Find the unit rate.</w:t>
@@ -2953,25 +2954,25 @@
                       <w:rFonts w:ascii="Avenir Next" w:hAnsi="Avenir Next" w:cs="Avenir Next" w:eastAsia="Avenir Next"/>
                       <w:b/>
                       <w:color w:val="003A70"/>
+                      <w:sz w:val="22"/>
+                      <w:szCs w:val="20"/>
+                    </w:rPr>
+                    <w:t xml:space="preserve">a.</w:t>
+                  </w:r>
+                  <w:r>
+                    <w:rPr>
+                      <w:rFonts w:ascii="Avenir Next" w:hAnsi="Avenir Next" w:cs="Avenir Next" w:eastAsia="Avenir Next"/>
+                      <w:color w:val="1A1A1A"/>
                       <w:sz w:val="20"/>
                       <w:szCs w:val="20"/>
                     </w:rPr>
-                    <w:t xml:space="preserve">a.</w:t>
-                  </w:r>
-                  <w:r>
-                    <w:rPr>
-                      <w:rFonts w:ascii="Avenir Next" w:hAnsi="Avenir Next" w:cs="Avenir Next" w:eastAsia="Avenir Next"/>
-                      <w:color w:val="1A1A1A"/>
-                      <w:sz w:val="20"/>
-                      <w:szCs w:val="20"/>
-                    </w:rPr>
                     <w:tab/>
                   </w:r>
                   <w:r>
                     <w:rPr>
                       <w:rFonts w:ascii="Avenir Next" w:hAnsi="Avenir Next" w:cs="Avenir Next" w:eastAsia="Avenir Next"/>
                       <w:color w:val="1A1A1A"/>
-                      <w:sz w:val="20"/>
+                      <w:sz w:val="22"/>
                       <w:szCs w:val="20"/>
                     </w:rPr>
                     <w:t xml:space="preserve">(3, 24)</w:t>
@@ -3015,25 +3016,25 @@
                       <w:rFonts w:ascii="Avenir Next" w:hAnsi="Avenir Next" w:cs="Avenir Next" w:eastAsia="Avenir Next"/>
                       <w:b/>
                       <w:color w:val="003A70"/>
+                      <w:sz w:val="22"/>
+                      <w:szCs w:val="20"/>
+                    </w:rPr>
+                    <w:t xml:space="preserve">b.</w:t>
+                  </w:r>
+                  <w:r>
+                    <w:rPr>
+                      <w:rFonts w:ascii="Avenir Next" w:hAnsi="Avenir Next" w:cs="Avenir Next" w:eastAsia="Avenir Next"/>
+                      <w:color w:val="1A1A1A"/>
                       <w:sz w:val="20"/>
                       <w:szCs w:val="20"/>
                     </w:rPr>
-                    <w:t xml:space="preserve">b.</w:t>
-                  </w:r>
-                  <w:r>
-                    <w:rPr>
-                      <w:rFonts w:ascii="Avenir Next" w:hAnsi="Avenir Next" w:cs="Avenir Next" w:eastAsia="Avenir Next"/>
-                      <w:color w:val="1A1A1A"/>
-                      <w:sz w:val="20"/>
-                      <w:szCs w:val="20"/>
-                    </w:rPr>
                     <w:tab/>
                   </w:r>
                   <w:r>
                     <w:rPr>
                       <w:rFonts w:ascii="Avenir Next" w:hAnsi="Avenir Next" w:cs="Avenir Next" w:eastAsia="Avenir Next"/>
                       <w:color w:val="1A1A1A"/>
-                      <w:sz w:val="20"/>
+                      <w:sz w:val="22"/>
                       <w:szCs w:val="20"/>
                     </w:rPr>
                     <w:t xml:space="preserve">(5, 30)</w:t>
@@ -3126,18 +3127,18 @@
                 <w:rFonts w:ascii="Avenir Next" w:hAnsi="Avenir Next" w:cs="Avenir Next" w:eastAsia="Avenir Next"/>
                 <w:b/>
                 <w:color w:val="1A1A1A"/>
+                <w:sz w:val="22"/>
+                <w:szCs w:val="20"/>
+              </w:rPr>
+              <w:t xml:space="preserve">2.</w:t>
+            </w:r>
+            <w:r>
+              <w:rPr>
+                <w:rFonts w:ascii="Avenir Next" w:hAnsi="Avenir Next" w:cs="Avenir Next" w:eastAsia="Avenir Next"/>
+                <w:color w:val="1A1A1A"/>
                 <w:sz w:val="20"/>
                 <w:szCs w:val="20"/>
               </w:rPr>
-              <w:t xml:space="preserve">2.</w:t>
-            </w:r>
-            <w:r>
-              <w:rPr>
-                <w:rFonts w:ascii="Avenir Next" w:hAnsi="Avenir Next" w:cs="Avenir Next" w:eastAsia="Avenir Next"/>
-                <w:color w:val="1A1A1A"/>
-                <w:sz w:val="20"/>
-                <w:szCs w:val="20"/>
-              </w:rPr>
               <w:tab/>
             </w:r>
             <w:r>
@@ -3145,7 +3146,7 @@
                 <w:rFonts w:ascii="Avenir Next" w:hAnsi="Avenir Next" w:cs="Avenir Next" w:eastAsia="Avenir Next"/>
                 <w:b/>
                 <w:color w:val="1A1A1A"/>
-                <w:sz w:val="20"/>
+                <w:sz w:val="22"/>
                 <w:szCs w:val="20"/>
               </w:rPr>
               <w:t xml:space="preserve">Popcorn.  </w:t>
@@ -3154,7 +3155,7 @@
               <w:rPr>
                 <w:rFonts w:ascii="Avenir Next" w:hAnsi="Avenir Next" w:cs="Avenir Next" w:eastAsia="Avenir Next"/>
                 <w:color w:val="1A1A1A"/>
-                <w:sz w:val="20"/>
+                <w:sz w:val="22"/>
                 <w:szCs w:val="20"/>
               </w:rPr>
               <w:t xml:space="preserve">A graph of bags (</w:t>
@@ -3164,7 +3165,7 @@
                 <w:rFonts w:ascii="Avenir Next" w:hAnsi="Avenir Next" w:cs="Avenir Next" w:eastAsia="Avenir Next"/>
                 <w:i/>
                 <w:color w:val="1A1A1A"/>
-                <w:sz w:val="20"/>
+                <w:sz w:val="22"/>
                 <w:szCs w:val="20"/>
               </w:rPr>
               <w:t xml:space="preserve">x</w:t>
@@ -3173,7 +3174,7 @@
               <w:rPr>
                 <w:rFonts w:ascii="Avenir Next" w:hAnsi="Avenir Next" w:cs="Avenir Next" w:eastAsia="Avenir Next"/>
                 <w:color w:val="1A1A1A"/>
-                <w:sz w:val="20"/>
+                <w:sz w:val="22"/>
                 <w:szCs w:val="20"/>
               </w:rPr>
               <w:t xml:space="preserve">) and dollars (</w:t>
@@ -3183,7 +3184,7 @@
                 <w:rFonts w:ascii="Avenir Next" w:hAnsi="Avenir Next" w:cs="Avenir Next" w:eastAsia="Avenir Next"/>
                 <w:i/>
                 <w:color w:val="1A1A1A"/>
-                <w:sz w:val="20"/>
+                <w:sz w:val="22"/>
                 <w:szCs w:val="20"/>
               </w:rPr>
               <w:t xml:space="preserve">y</w:t>
@@ -3192,7 +3193,7 @@
               <w:rPr>
                 <w:rFonts w:ascii="Avenir Next" w:hAnsi="Avenir Next" w:cs="Avenir Next" w:eastAsia="Avenir Next"/>
                 <w:color w:val="1A1A1A"/>
-                <w:sz w:val="20"/>
+                <w:sz w:val="22"/>
                 <w:szCs w:val="20"/>
               </w:rPr>
               <w:t xml:space="preserve">) passes through (3, 24) and (6, 48). Find the cost of 1 bag and of 8 bags.</w:t>
@@ -3269,7 +3270,7 @@
                 <w:rFonts w:ascii="Avenir Next" w:hAnsi="Avenir Next" w:cs="Avenir Next" w:eastAsia="Avenir Next"/>
                 <w:b/>
                 <w:color w:val="1A1A1A"/>
-                <w:sz w:val="18"/>
+                <w:sz w:val="22"/>
                 <w:szCs w:val="18"/>
               </w:rPr>
               <w:t xml:space="preserve">Costs</w:t>
@@ -3344,25 +3345,25 @@
                 <w:rFonts w:ascii="Avenir Next" w:hAnsi="Avenir Next" w:cs="Avenir Next" w:eastAsia="Avenir Next"/>
                 <w:b/>
                 <w:color w:val="1A1A1A"/>
+                <w:sz w:val="22"/>
+                <w:szCs w:val="20"/>
+              </w:rPr>
+              <w:t xml:space="preserve">3.</w:t>
+            </w:r>
+            <w:r>
+              <w:rPr>
+                <w:rFonts w:ascii="Avenir Next" w:hAnsi="Avenir Next" w:cs="Avenir Next" w:eastAsia="Avenir Next"/>
+                <w:color w:val="1A1A1A"/>
                 <w:sz w:val="20"/>
                 <w:szCs w:val="20"/>
               </w:rPr>
-              <w:t xml:space="preserve">3.</w:t>
-            </w:r>
-            <w:r>
-              <w:rPr>
-                <w:rFonts w:ascii="Avenir Next" w:hAnsi="Avenir Next" w:cs="Avenir Next" w:eastAsia="Avenir Next"/>
-                <w:color w:val="1A1A1A"/>
-                <w:sz w:val="20"/>
-                <w:szCs w:val="20"/>
-              </w:rPr>
               <w:tab/>
             </w:r>
             <w:r>
               <w:rPr>
                 <w:rFonts w:ascii="Avenir Next" w:hAnsi="Avenir Next" w:cs="Avenir Next" w:eastAsia="Avenir Next"/>
                 <w:color w:val="1A1A1A"/>
-                <w:sz w:val="20"/>
+                <w:sz w:val="22"/>
                 <w:szCs w:val="20"/>
               </w:rPr>
               <w:t xml:space="preserve">A graph through (1, 9) and (2, 18) shows a rate of —</w:t>
@@ -3418,25 +3419,25 @@
                       <w:rFonts w:ascii="Avenir Next" w:hAnsi="Avenir Next" w:cs="Avenir Next" w:eastAsia="Avenir Next"/>
                       <w:b/>
                       <w:color w:val="003A70"/>
+                      <w:sz w:val="22"/>
+                      <w:szCs w:val="19"/>
+                    </w:rPr>
+                    <w:t xml:space="preserve">A</w:t>
+                  </w:r>
+                  <w:r>
+                    <w:rPr>
+                      <w:rFonts w:ascii="Avenir Next" w:hAnsi="Avenir Next" w:cs="Avenir Next" w:eastAsia="Avenir Next"/>
+                      <w:color w:val="1A1A1A"/>
                       <w:sz w:val="19"/>
                       <w:szCs w:val="19"/>
                     </w:rPr>
-                    <w:t xml:space="preserve">A</w:t>
-                  </w:r>
-                  <w:r>
-                    <w:rPr>
-                      <w:rFonts w:ascii="Avenir Next" w:hAnsi="Avenir Next" w:cs="Avenir Next" w:eastAsia="Avenir Next"/>
-                      <w:color w:val="1A1A1A"/>
-                      <w:sz w:val="19"/>
-                      <w:szCs w:val="19"/>
-                    </w:rPr>
                     <w:tab/>
                   </w:r>
                   <w:r>
                     <w:rPr>
                       <w:rFonts w:ascii="Avenir Next" w:hAnsi="Avenir Next" w:cs="Avenir Next" w:eastAsia="Avenir Next"/>
                       <w:color w:val="1A1A1A"/>
-                      <w:sz w:val="19"/>
+                      <w:sz w:val="22"/>
                       <w:szCs w:val="19"/>
                     </w:rPr>
                     <w:t xml:space="preserve">2</w:t>
@@ -3461,25 +3462,25 @@
                       <w:rFonts w:ascii="Avenir Next" w:hAnsi="Avenir Next" w:cs="Avenir Next" w:eastAsia="Avenir Next"/>
                       <w:b/>
                       <w:color w:val="003A70"/>
+                      <w:sz w:val="22"/>
+                      <w:szCs w:val="19"/>
+                    </w:rPr>
+                    <w:t xml:space="preserve">B</w:t>
+                  </w:r>
+                  <w:r>
+                    <w:rPr>
+                      <w:rFonts w:ascii="Avenir Next" w:hAnsi="Avenir Next" w:cs="Avenir Next" w:eastAsia="Avenir Next"/>
+                      <w:color w:val="1A1A1A"/>
                       <w:sz w:val="19"/>
                       <w:szCs w:val="19"/>
                     </w:rPr>
-                    <w:t xml:space="preserve">B</w:t>
-                  </w:r>
-                  <w:r>
-                    <w:rPr>
-                      <w:rFonts w:ascii="Avenir Next" w:hAnsi="Avenir Next" w:cs="Avenir Next" w:eastAsia="Avenir Next"/>
-                      <w:color w:val="1A1A1A"/>
-                      <w:sz w:val="19"/>
-                      <w:szCs w:val="19"/>
-                    </w:rPr>
                     <w:tab/>
                   </w:r>
                   <w:r>
                     <w:rPr>
                       <w:rFonts w:ascii="Avenir Next" w:hAnsi="Avenir Next" w:cs="Avenir Next" w:eastAsia="Avenir Next"/>
                       <w:color w:val="1A1A1A"/>
-                      <w:sz w:val="19"/>
+                      <w:sz w:val="22"/>
                       <w:szCs w:val="19"/>
                     </w:rPr>
                     <w:t xml:space="preserve">9</w:t>
@@ -3504,25 +3505,25 @@
                       <w:rFonts w:ascii="Avenir Next" w:hAnsi="Avenir Next" w:cs="Avenir Next" w:eastAsia="Avenir Next"/>
                       <w:b/>
                       <w:color w:val="003A70"/>
+                      <w:sz w:val="22"/>
+                      <w:szCs w:val="19"/>
+                    </w:rPr>
+                    <w:t xml:space="preserve">C</w:t>
+                  </w:r>
+                  <w:r>
+                    <w:rPr>
+                      <w:rFonts w:ascii="Avenir Next" w:hAnsi="Avenir Next" w:cs="Avenir Next" w:eastAsia="Avenir Next"/>
+                      <w:color w:val="1A1A1A"/>
                       <w:sz w:val="19"/>
                       <w:szCs w:val="19"/>
                     </w:rPr>
-                    <w:t xml:space="preserve">C</w:t>
-                  </w:r>
-                  <w:r>
-                    <w:rPr>
-                      <w:rFonts w:ascii="Avenir Next" w:hAnsi="Avenir Next" w:cs="Avenir Next" w:eastAsia="Avenir Next"/>
-                      <w:color w:val="1A1A1A"/>
-                      <w:sz w:val="19"/>
-                      <w:szCs w:val="19"/>
-                    </w:rPr>
                     <w:tab/>
                   </w:r>
                   <w:r>
                     <w:rPr>
                       <w:rFonts w:ascii="Avenir Next" w:hAnsi="Avenir Next" w:cs="Avenir Next" w:eastAsia="Avenir Next"/>
                       <w:color w:val="1A1A1A"/>
-                      <w:sz w:val="19"/>
+                      <w:sz w:val="22"/>
                       <w:szCs w:val="19"/>
                     </w:rPr>
                     <w:t xml:space="preserve">18</w:t>
@@ -3547,25 +3548,25 @@
                       <w:rFonts w:ascii="Avenir Next" w:hAnsi="Avenir Next" w:cs="Avenir Next" w:eastAsia="Avenir Next"/>
                       <w:b/>
                       <w:color w:val="003A70"/>
+                      <w:sz w:val="22"/>
+                      <w:szCs w:val="19"/>
+                    </w:rPr>
+                    <w:t xml:space="preserve">D</w:t>
+                  </w:r>
+                  <w:r>
+                    <w:rPr>
+                      <w:rFonts w:ascii="Avenir Next" w:hAnsi="Avenir Next" w:cs="Avenir Next" w:eastAsia="Avenir Next"/>
+                      <w:color w:val="1A1A1A"/>
                       <w:sz w:val="19"/>
                       <w:szCs w:val="19"/>
                     </w:rPr>
-                    <w:t xml:space="preserve">D</w:t>
-                  </w:r>
-                  <w:r>
-                    <w:rPr>
-                      <w:rFonts w:ascii="Avenir Next" w:hAnsi="Avenir Next" w:cs="Avenir Next" w:eastAsia="Avenir Next"/>
-                      <w:color w:val="1A1A1A"/>
-                      <w:sz w:val="19"/>
-                      <w:szCs w:val="19"/>
-                    </w:rPr>
                     <w:tab/>
                   </w:r>
                   <w:r>
                     <w:rPr>
                       <w:rFonts w:ascii="Avenir Next" w:hAnsi="Avenir Next" w:cs="Avenir Next" w:eastAsia="Avenir Next"/>
                       <w:color w:val="1A1A1A"/>
-                      <w:sz w:val="19"/>
+                      <w:sz w:val="22"/>
                       <w:szCs w:val="19"/>
                     </w:rPr>
                     <w:t xml:space="preserve">27</w:t>
@@ -3615,7 +3616,7 @@
         <w:rPr>
           <w:rFonts w:ascii="Avenir Next" w:hAnsi="Avenir Next" w:cs="Avenir Next" w:eastAsia="Avenir Next"/>
           <w:color w:val="1A1A1A"/>
-          <w:sz w:val="17"/>
+          <w:sz w:val="22"/>
           <w:szCs w:val="17"/>
         </w:rPr>
         <w:t xml:space="preserve">  I got it</w:t>
@@ -3633,7 +3634,7 @@
         <w:rPr>
           <w:rFonts w:ascii="Avenir Next" w:hAnsi="Avenir Next" w:cs="Avenir Next" w:eastAsia="Avenir Next"/>
           <w:color w:val="1A1A1A"/>
-          <w:sz w:val="17"/>
+          <w:sz w:val="22"/>
           <w:szCs w:val="17"/>
         </w:rPr>
         <w:t xml:space="preserve">  Almost</w:t>
@@ -3651,7 +3652,7 @@
         <w:rPr>
           <w:rFonts w:ascii="Avenir Next" w:hAnsi="Avenir Next" w:cs="Avenir Next" w:eastAsia="Avenir Next"/>
           <w:color w:val="1A1A1A"/>
-          <w:sz w:val="17"/>
+          <w:sz w:val="22"/>
           <w:szCs w:val="17"/>
         </w:rPr>
         <w:t xml:space="preserve">  I need help</w:t>
@@ -3745,7 +3746,106 @@
               <w:sz w:val="15"/>
               <w:szCs w:val="15"/>
             </w:rPr>
-            <w:t xml:space="preserve">Lesson 9-2  ·  Exit Tickets  ·  two per page</w:t>
+            <w:t xml:space="preserve">9-2 · Page </w:t>
+          </w:r>
+          <w:r>
+            <w:rPr>
+              <w:rFonts w:ascii="Avenir Next" w:hAnsi="Avenir Next" w:cs="Avenir Next" w:eastAsia="Avenir Next"/>
+              <w:color w:val="5A5F66"/>
+              <w:sz w:val="15"/>
+              <w:szCs w:val="15"/>
+            </w:rPr>
+            <w:fldChar w:fldCharType="begin"/>
+          </w:r>
+          <w:r>
+            <w:rPr>
+              <w:rFonts w:ascii="Avenir Next" w:hAnsi="Avenir Next" w:cs="Avenir Next" w:eastAsia="Avenir Next"/>
+              <w:color w:val="5A5F66"/>
+              <w:sz w:val="15"/>
+              <w:szCs w:val="15"/>
+            </w:rPr>
+            <w:instrText xml:space="preserve"> PAGE </w:instrText>
+          </w:r>
+          <w:r>
+            <w:rPr>
+              <w:rFonts w:ascii="Avenir Next" w:hAnsi="Avenir Next" w:cs="Avenir Next" w:eastAsia="Avenir Next"/>
+              <w:color w:val="5A5F66"/>
+              <w:sz w:val="15"/>
+              <w:szCs w:val="15"/>
+            </w:rPr>
+            <w:fldChar w:fldCharType="separate"/>
+          </w:r>
+          <w:r>
+            <w:rPr>
+              <w:rFonts w:ascii="Avenir Next" w:hAnsi="Avenir Next" w:cs="Avenir Next" w:eastAsia="Avenir Next"/>
+              <w:color w:val="5A5F66"/>
+              <w:sz w:val="15"/>
+              <w:szCs w:val="15"/>
+            </w:rPr>
+            <w:t xml:space="preserve">1</w:t>
+          </w:r>
+          <w:r>
+            <w:rPr>
+              <w:rFonts w:ascii="Avenir Next" w:hAnsi="Avenir Next" w:cs="Avenir Next" w:eastAsia="Avenir Next"/>
+              <w:color w:val="5A5F66"/>
+              <w:sz w:val="15"/>
+              <w:szCs w:val="15"/>
+            </w:rPr>
+            <w:fldChar w:fldCharType="end"/>
+          </w:r>
+          <w:r>
+            <w:rPr>
+              <w:rFonts w:ascii="Avenir Next" w:hAnsi="Avenir Next" w:cs="Avenir Next" w:eastAsia="Avenir Next"/>
+              <w:color w:val="5A5F66"/>
+              <w:sz w:val="15"/>
+              <w:szCs w:val="15"/>
+            </w:rPr>
+            <w:t xml:space="preserve"> of </w:t>
+          </w:r>
+          <w:r>
+            <w:rPr>
+              <w:rFonts w:ascii="Avenir Next" w:hAnsi="Avenir Next" w:cs="Avenir Next" w:eastAsia="Avenir Next"/>
+              <w:color w:val="5A5F66"/>
+              <w:sz w:val="15"/>
+              <w:szCs w:val="15"/>
+            </w:rPr>
+            <w:fldChar w:fldCharType="begin"/>
+          </w:r>
+          <w:r>
+            <w:rPr>
+              <w:rFonts w:ascii="Avenir Next" w:hAnsi="Avenir Next" w:cs="Avenir Next" w:eastAsia="Avenir Next"/>
+              <w:color w:val="5A5F66"/>
+              <w:sz w:val="15"/>
+              <w:szCs w:val="15"/>
+            </w:rPr>
+            <w:instrText xml:space="preserve"> NUMPAGES </w:instrText>
+          </w:r>
+          <w:r>
+            <w:rPr>
+              <w:rFonts w:ascii="Avenir Next" w:hAnsi="Avenir Next" w:cs="Avenir Next" w:eastAsia="Avenir Next"/>
+              <w:color w:val="5A5F66"/>
+              <w:sz w:val="15"/>
+              <w:szCs w:val="15"/>
+            </w:rPr>
+            <w:fldChar w:fldCharType="separate"/>
+          </w:r>
+          <w:r>
+            <w:rPr>
+              <w:rFonts w:ascii="Avenir Next" w:hAnsi="Avenir Next" w:cs="Avenir Next" w:eastAsia="Avenir Next"/>
+              <w:color w:val="5A5F66"/>
+              <w:sz w:val="15"/>
+              <w:szCs w:val="15"/>
+            </w:rPr>
+            <w:t xml:space="preserve">1</w:t>
+          </w:r>
+          <w:r>
+            <w:rPr>
+              <w:rFonts w:ascii="Avenir Next" w:hAnsi="Avenir Next" w:cs="Avenir Next" w:eastAsia="Avenir Next"/>
+              <w:color w:val="5A5F66"/>
+              <w:sz w:val="15"/>
+              <w:szCs w:val="15"/>
+            </w:rPr>
+            <w:fldChar w:fldCharType="end"/>
           </w:r>
         </w:p>
       </w:tc>
@@ -3788,5 +3888,23 @@
       </w:tblCellMar>
     </w:tblPr>
   </w:style>
+  <w:style w:type="paragraph" w:styleId="Heading1">
+    <w:name w:val="heading 1"/>
+    <w:basedOn w:val="Normal"/>
+    <w:pPr>
+      <w:outlineLvl w:val="0"/>
+      <w:keepNext w:val="0"/>
+      <w:keepLines w:val="0"/>
+    </w:pPr>
+  </w:style>
+  <w:style w:type="paragraph" w:styleId="Heading2">
+    <w:name w:val="heading 2"/>
+    <w:basedOn w:val="Normal"/>
+    <w:pPr>
+      <w:outlineLvl w:val="1"/>
+      <w:keepNext w:val="0"/>
+      <w:keepLines w:val="0"/>
+    </w:pPr>
+  </w:style>
 </w:styles>
 </file>